--- a/Document/Goi y viet bao cao.docx
+++ b/Document/Goi y viet bao cao.docx
@@ -175,6 +175,9 @@
       <w:proofErr w:type="spellEnd"/>
       <w:r>
         <w:t xml:space="preserve"> client server</w:t>
+      </w:r>
+      <w:r>
+        <w:t>, P2P</w:t>
       </w:r>
     </w:p>
     <w:p>
